--- a/lci_esom1.docx
+++ b/lci_esom1.docx
@@ -10,7 +10,7 @@
         <w:t xml:space="preserve">Stage IV Cancer of the Esophagus and GE Junction</w:t>
       </w:r>
     </w:p>
-    <w:bookmarkStart w:id="20" w:name="anatomy"/>
+    <w:bookmarkStart w:id="9" w:name="anatomy"/>
     <w:p>
       <w:pPr>
         <w:pStyle w:val="Heading2"/>
@@ -108,8 +108,8 @@
         <w:t xml:space="preserve">From the stomach, food moved through a valve called the pylorus into the small intestines</w:t>
       </w:r>
     </w:p>
-    <w:bookmarkEnd w:id="20"/>
-    <w:bookmarkStart w:id="21" w:name="esophageal-cancer-staging"/>
+    <w:bookmarkEnd w:id="9"/>
+    <w:bookmarkStart w:id="10" w:name="esophageal-cancer-staging"/>
     <w:p>
       <w:pPr>
         <w:pStyle w:val="Heading2"/>
@@ -184,8 +184,8 @@
         <w:t xml:space="preserve">= Metastasis - Spread to liver, lungs, or bone</w:t>
       </w:r>
     </w:p>
-    <w:bookmarkEnd w:id="21"/>
-    <w:bookmarkStart w:id="22" w:name="metastatic-cancers"/>
+    <w:bookmarkEnd w:id="10"/>
+    <w:bookmarkStart w:id="11" w:name="metastatic-cancers"/>
     <w:p>
       <w:pPr>
         <w:pStyle w:val="Heading2"/>
@@ -254,8 +254,8 @@
         <w:t xml:space="preserve">M1 cancers is also known as Stage 4</w:t>
       </w:r>
     </w:p>
-    <w:bookmarkEnd w:id="22"/>
-    <w:bookmarkStart w:id="23" w:name="treatment-plan"/>
+    <w:bookmarkEnd w:id="11"/>
+    <w:bookmarkStart w:id="12" w:name="treatment-plan"/>
     <w:p>
       <w:pPr>
         <w:pStyle w:val="Heading2"/>
@@ -484,14 +484,679 @@
         <w:t xml:space="preserve">Metastatic cancers are M1 and are treated primary by systemic therapy</w:t>
       </w:r>
     </w:p>
+    <w:bookmarkEnd w:id="12"/>
+    <w:bookmarkStart w:id="13" w:name="systemic-therapy"/>
+    <w:p>
+      <w:pPr>
+        <w:pStyle w:val="Heading2"/>
+      </w:pPr>
+      <w:r>
+        <w:t xml:space="preserve">5 Systemic Therapy</w:t>
+      </w:r>
+    </w:p>
+    <w:p>
+      <w:pPr>
+        <w:pStyle w:val="FirstParagraph"/>
+      </w:pPr>
+      <w:r>
+        <w:t xml:space="preserve">Systemic therapy is administered intravenously (or by mouth) and circulates to kill cancer cells anywhere in the body.</w:t>
+      </w:r>
+    </w:p>
+    <w:p>
+      <w:pPr>
+        <w:pStyle w:val="Compact"/>
+        <w:numPr>
+          <w:ilvl w:val="0"/>
+          <w:numId w:val="1005"/>
+        </w:numPr>
+      </w:pPr>
+      <w:r>
+        <w:t xml:space="preserve">Chemotherapy (FOLFOX)</w:t>
+      </w:r>
+    </w:p>
+    <w:p>
+      <w:pPr>
+        <w:pStyle w:val="Compact"/>
+        <w:numPr>
+          <w:ilvl w:val="0"/>
+          <w:numId w:val="1005"/>
+        </w:numPr>
+      </w:pPr>
+      <w:r>
+        <w:t xml:space="preserve">Immunotherapy (nivolumab, pembrolizumab)</w:t>
+      </w:r>
+    </w:p>
+    <w:p>
+      <w:pPr>
+        <w:pStyle w:val="Compact"/>
+        <w:numPr>
+          <w:ilvl w:val="0"/>
+          <w:numId w:val="1005"/>
+        </w:numPr>
+      </w:pPr>
+      <w:r>
+        <w:t xml:space="preserve">Hormone therapy (herceptin)</w:t>
+      </w:r>
+    </w:p>
+    <w:bookmarkEnd w:id="13"/>
+    <w:bookmarkStart w:id="14" w:name="goals-of-therapy"/>
+    <w:p>
+      <w:pPr>
+        <w:pStyle w:val="Heading2"/>
+      </w:pPr>
+      <w:r>
+        <w:t xml:space="preserve">6 Goals of Therapy</w:t>
+      </w:r>
+    </w:p>
+    <w:p>
+      <w:pPr>
+        <w:numPr>
+          <w:ilvl w:val="0"/>
+          <w:numId w:val="1006"/>
+        </w:numPr>
+      </w:pPr>
+      <w:r>
+        <w:t xml:space="preserve">Symptom control</w:t>
+      </w:r>
+    </w:p>
+    <w:p>
+      <w:pPr>
+        <w:numPr>
+          <w:ilvl w:val="0"/>
+          <w:numId w:val="1006"/>
+        </w:numPr>
+      </w:pPr>
+      <w:r>
+        <w:t xml:space="preserve">Prolong life</w:t>
+      </w:r>
+    </w:p>
+    <w:p>
+      <w:pPr>
+        <w:numPr>
+          <w:ilvl w:val="0"/>
+          <w:numId w:val="1006"/>
+        </w:numPr>
+      </w:pPr>
+      <w:r>
+        <w:t xml:space="preserve">Minimize symptoms due to treatment</w:t>
+      </w:r>
+    </w:p>
+    <w:bookmarkEnd w:id="14"/>
+    <w:bookmarkStart w:id="15" w:name="systemic-therapy-1"/>
+    <w:p>
+      <w:pPr>
+        <w:pStyle w:val="Heading2"/>
+      </w:pPr>
+      <w:r>
+        <w:t xml:space="preserve">7 Systemic Therapy</w:t>
+      </w:r>
+    </w:p>
+    <w:p>
+      <w:pPr>
+        <w:pStyle w:val="FirstParagraph"/>
+      </w:pPr>
+      <w:r>
+        <w:t xml:space="preserve">By shrinking tumor and decreasing cancer burden</w:t>
+      </w:r>
+    </w:p>
+    <w:p>
+      <w:pPr>
+        <w:pStyle w:val="Compact"/>
+        <w:numPr>
+          <w:ilvl w:val="0"/>
+          <w:numId w:val="1007"/>
+        </w:numPr>
+      </w:pPr>
+      <w:r>
+        <w:t xml:space="preserve">Can improve symptoms</w:t>
+      </w:r>
+    </w:p>
+    <w:p>
+      <w:pPr>
+        <w:pStyle w:val="Compact"/>
+        <w:numPr>
+          <w:ilvl w:val="0"/>
+          <w:numId w:val="1007"/>
+        </w:numPr>
+      </w:pPr>
+      <w:r>
+        <w:t xml:space="preserve">Can prolong life</w:t>
+      </w:r>
+    </w:p>
+    <w:p>
+      <w:pPr>
+        <w:pStyle w:val="FirstParagraph"/>
+      </w:pPr>
+      <w:r>
+        <w:t xml:space="preserve">Goals:</w:t>
+      </w:r>
+    </w:p>
+    <w:p>
+      <w:pPr>
+        <w:pStyle w:val="Compact"/>
+        <w:numPr>
+          <w:ilvl w:val="0"/>
+          <w:numId w:val="1008"/>
+        </w:numPr>
+      </w:pPr>
+      <w:r>
+        <w:t xml:space="preserve">Maximize cancer shrinkage</w:t>
+      </w:r>
+    </w:p>
+    <w:p>
+      <w:pPr>
+        <w:pStyle w:val="Compact"/>
+        <w:numPr>
+          <w:ilvl w:val="0"/>
+          <w:numId w:val="1008"/>
+        </w:numPr>
+      </w:pPr>
+      <w:r>
+        <w:t xml:space="preserve">Minimize side-effects due to therapy</w:t>
+      </w:r>
+    </w:p>
+    <w:bookmarkEnd w:id="15"/>
+    <w:bookmarkStart w:id="16" w:name="chemotherapy-administration"/>
+    <w:p>
+      <w:pPr>
+        <w:pStyle w:val="Heading2"/>
+      </w:pPr>
+      <w:r>
+        <w:t xml:space="preserve">8 Chemotherapy Administration</w:t>
+      </w:r>
+    </w:p>
+    <w:p>
+      <w:pPr>
+        <w:pStyle w:val="FirstParagraph"/>
+      </w:pPr>
+      <w:r>
+        <w:t xml:space="preserve">Most chemotherapy is administered by vein.</w:t>
+      </w:r>
+    </w:p>
+    <w:p>
+      <w:pPr>
+        <w:pStyle w:val="BodyText"/>
+      </w:pPr>
+      <w:r>
+        <w:t xml:space="preserve">Several options exist to administer chemotherapy:</w:t>
+      </w:r>
+    </w:p>
+    <w:p>
+      <w:pPr>
+        <w:pStyle w:val="Compact"/>
+        <w:numPr>
+          <w:ilvl w:val="0"/>
+          <w:numId w:val="1009"/>
+        </w:numPr>
+      </w:pPr>
+      <w:r>
+        <w:t xml:space="preserve">Intravenous catheter in peripheral veins</w:t>
+      </w:r>
+    </w:p>
+    <w:p>
+      <w:pPr>
+        <w:pStyle w:val="Compact"/>
+        <w:numPr>
+          <w:ilvl w:val="0"/>
+          <w:numId w:val="1009"/>
+        </w:numPr>
+      </w:pPr>
+      <w:r>
+        <w:t xml:space="preserve">Peripheral Intravenous Central Catheter (PICC)</w:t>
+      </w:r>
+    </w:p>
+    <w:p>
+      <w:pPr>
+        <w:pStyle w:val="Compact"/>
+        <w:numPr>
+          <w:ilvl w:val="0"/>
+          <w:numId w:val="1009"/>
+        </w:numPr>
+      </w:pPr>
+      <w:r>
+        <w:t xml:space="preserve">Central Venous port</w:t>
+      </w:r>
+    </w:p>
+    <w:bookmarkEnd w:id="16"/>
+    <w:bookmarkStart w:id="17" w:name="X24de4000c031f200c5dfe01452aa364022c5d0d"/>
+    <w:p>
+      <w:pPr>
+        <w:pStyle w:val="Heading2"/>
+      </w:pPr>
+      <w:r>
+        <w:t xml:space="preserve">9 Intravenous Catheter in Peripheral Vein (</w:t>
+      </w:r>
+      <w:r>
+        <w:t xml:space="preserve">“IV”</w:t>
+      </w:r>
+      <w:r>
+        <w:t xml:space="preserve">)</w:t>
+      </w:r>
+    </w:p>
+    <w:p>
+      <w:pPr>
+        <w:pStyle w:val="Compact"/>
+        <w:numPr>
+          <w:ilvl w:val="0"/>
+          <w:numId w:val="1010"/>
+        </w:numPr>
+      </w:pPr>
+      <w:r>
+        <w:t xml:space="preserve">IV catheter placed in vein of hand or arm</w:t>
+      </w:r>
+    </w:p>
+    <w:p>
+      <w:pPr>
+        <w:pStyle w:val="Compact"/>
+        <w:numPr>
+          <w:ilvl w:val="0"/>
+          <w:numId w:val="1010"/>
+        </w:numPr>
+      </w:pPr>
+      <w:r>
+        <w:t xml:space="preserve">Allows administration of chemo and fluids</w:t>
+      </w:r>
+    </w:p>
+    <w:p>
+      <w:pPr>
+        <w:pStyle w:val="Compact"/>
+        <w:numPr>
+          <w:ilvl w:val="0"/>
+          <w:numId w:val="1010"/>
+        </w:numPr>
+      </w:pPr>
+      <w:r>
+        <w:t xml:space="preserve">Placed for each dose</w:t>
+      </w:r>
+    </w:p>
+    <w:p>
+      <w:pPr>
+        <w:pStyle w:val="Compact"/>
+        <w:numPr>
+          <w:ilvl w:val="0"/>
+          <w:numId w:val="1010"/>
+        </w:numPr>
+      </w:pPr>
+      <w:r>
+        <w:t xml:space="preserve">Removed that day</w:t>
+      </w:r>
+    </w:p>
+    <w:p>
+      <w:pPr>
+        <w:pStyle w:val="Compact"/>
+        <w:numPr>
+          <w:ilvl w:val="0"/>
+          <w:numId w:val="1010"/>
+        </w:numPr>
+      </w:pPr>
+      <w:r>
+        <w:t xml:space="preserve">Not suitable for FLOT chemo</w:t>
+      </w:r>
+    </w:p>
+    <w:p>
+      <w:pPr>
+        <w:pStyle w:val="FirstParagraph"/>
+      </w:pPr>
+      <w:r>
+        <w:t xml:space="preserve">A peripheral IV catheter involves placing a small tube into the veins, which is then used to give fluids or chemotherapy</w:t>
+      </w:r>
+    </w:p>
+    <w:p>
+      <w:pPr>
+        <w:pStyle w:val="BodyText"/>
+      </w:pPr>
+      <w:r>
+        <w:t xml:space="preserve">A new catheter is placed for each dose of chemotherapy</w:t>
+      </w:r>
+    </w:p>
+    <w:p>
+      <w:pPr>
+        <w:pStyle w:val="BodyText"/>
+      </w:pPr>
+      <w:r>
+        <w:t xml:space="preserve">FLOT chemotherapy requires a home infusion pump, got which a peripheral IV won’t work</w:t>
+      </w:r>
+    </w:p>
+    <w:bookmarkEnd w:id="17"/>
+    <w:bookmarkStart w:id="18" w:name="central-venous-port"/>
+    <w:p>
+      <w:pPr>
+        <w:pStyle w:val="Heading2"/>
+      </w:pPr>
+      <w:r>
+        <w:t xml:space="preserve">10 Central Venous Port</w:t>
+      </w:r>
+    </w:p>
+    <w:p>
+      <w:pPr>
+        <w:pStyle w:val="Compact"/>
+        <w:numPr>
+          <w:ilvl w:val="0"/>
+          <w:numId w:val="1011"/>
+        </w:numPr>
+      </w:pPr>
+      <w:r>
+        <w:t xml:space="preserve">Implantable device makes chemo easier</w:t>
+      </w:r>
+    </w:p>
+    <w:p>
+      <w:pPr>
+        <w:pStyle w:val="Compact"/>
+        <w:numPr>
+          <w:ilvl w:val="0"/>
+          <w:numId w:val="1011"/>
+        </w:numPr>
+      </w:pPr>
+      <w:r>
+        <w:t xml:space="preserve">May shower in 24 hrs</w:t>
+      </w:r>
+    </w:p>
+    <w:p>
+      <w:pPr>
+        <w:pStyle w:val="Compact"/>
+        <w:numPr>
+          <w:ilvl w:val="0"/>
+          <w:numId w:val="1011"/>
+        </w:numPr>
+      </w:pPr>
+      <w:r>
+        <w:t xml:space="preserve">No special care at home</w:t>
+      </w:r>
+    </w:p>
+    <w:p>
+      <w:pPr>
+        <w:pStyle w:val="Compact"/>
+        <w:numPr>
+          <w:ilvl w:val="0"/>
+          <w:numId w:val="1011"/>
+        </w:numPr>
+      </w:pPr>
+      <w:r>
+        <w:t xml:space="preserve">OK for FLOT chemo</w:t>
+      </w:r>
+    </w:p>
+    <w:p>
+      <w:pPr>
+        <w:pStyle w:val="Compact"/>
+        <w:numPr>
+          <w:ilvl w:val="0"/>
+          <w:numId w:val="1011"/>
+        </w:numPr>
+      </w:pPr>
+      <w:r>
+        <w:t xml:space="preserve">Allows for blood draws</w:t>
+      </w:r>
+    </w:p>
+    <w:p>
+      <w:pPr>
+        <w:pStyle w:val="FirstParagraph"/>
+      </w:pPr>
+      <w:r>
+        <w:t xml:space="preserve">A central venous port is an implantable device that makes the administration of chemotherapy easier.</w:t>
+      </w:r>
+    </w:p>
+    <w:p>
+      <w:pPr>
+        <w:pStyle w:val="BodyText"/>
+      </w:pPr>
+      <w:r>
+        <w:t xml:space="preserve">Once it is in place, it requires no special care at home</w:t>
+      </w:r>
+    </w:p>
+    <w:p>
+      <w:pPr>
+        <w:pStyle w:val="BodyText"/>
+      </w:pPr>
+      <w:r>
+        <w:t xml:space="preserve">With a port, you can shower, bathe, and swim without restriction</w:t>
+      </w:r>
+    </w:p>
+    <w:p>
+      <w:pPr>
+        <w:pStyle w:val="BodyText"/>
+      </w:pPr>
+      <w:r>
+        <w:t xml:space="preserve">A central venous port is suitable for FLOT chemotherapy</w:t>
+      </w:r>
+    </w:p>
+    <w:p>
+      <w:pPr>
+        <w:pStyle w:val="BodyText"/>
+      </w:pPr>
+      <w:r>
+        <w:t xml:space="preserve">A port can be used for blood draws for blood tests as well.</w:t>
+      </w:r>
+    </w:p>
+    <w:bookmarkEnd w:id="18"/>
+    <w:bookmarkStart w:id="19" w:name="central-venous-port-1"/>
+    <w:p>
+      <w:pPr>
+        <w:pStyle w:val="Heading2"/>
+      </w:pPr>
+      <w:r>
+        <w:t xml:space="preserve">11 Central Venous Port</w:t>
+      </w:r>
+    </w:p>
+    <w:p>
+      <w:pPr>
+        <w:pStyle w:val="Compact"/>
+        <w:numPr>
+          <w:ilvl w:val="0"/>
+          <w:numId w:val="1012"/>
+        </w:numPr>
+      </w:pPr>
+      <w:r>
+        <w:t xml:space="preserve">Implanted under skin</w:t>
+      </w:r>
+    </w:p>
+    <w:p>
+      <w:pPr>
+        <w:pStyle w:val="Compact"/>
+        <w:numPr>
+          <w:ilvl w:val="0"/>
+          <w:numId w:val="1012"/>
+        </w:numPr>
+      </w:pPr>
+      <w:r>
+        <w:t xml:space="preserve">Neck incision (1/4”)</w:t>
+      </w:r>
+    </w:p>
+    <w:p>
+      <w:pPr>
+        <w:pStyle w:val="Compact"/>
+        <w:numPr>
+          <w:ilvl w:val="0"/>
+          <w:numId w:val="1012"/>
+        </w:numPr>
+      </w:pPr>
+      <w:r>
+        <w:t xml:space="preserve">Incision below the collarbone</w:t>
+      </w:r>
+    </w:p>
+    <w:p>
+      <w:pPr>
+        <w:pStyle w:val="Compact"/>
+        <w:numPr>
+          <w:ilvl w:val="0"/>
+          <w:numId w:val="1012"/>
+        </w:numPr>
+      </w:pPr>
+      <w:r>
+        <w:t xml:space="preserve">Sutures dissolve</w:t>
+      </w:r>
+    </w:p>
+    <w:p>
+      <w:pPr>
+        <w:pStyle w:val="Compact"/>
+        <w:numPr>
+          <w:ilvl w:val="0"/>
+          <w:numId w:val="1012"/>
+        </w:numPr>
+      </w:pPr>
+      <w:r>
+        <w:t xml:space="preserve">“Superglue”</w:t>
+      </w:r>
+      <w:r>
+        <w:t xml:space="preserve"> </w:t>
+      </w:r>
+      <w:r>
+        <w:t xml:space="preserve">on incisions</w:t>
+      </w:r>
+    </w:p>
+    <w:p>
+      <w:pPr>
+        <w:pStyle w:val="FirstParagraph"/>
+      </w:pPr>
+      <w:r>
+        <w:t xml:space="preserve">A port is placed underneath the skin and usually below the right collarbone.</w:t>
+      </w:r>
+    </w:p>
+    <w:p>
+      <w:pPr>
+        <w:pStyle w:val="BodyText"/>
+      </w:pPr>
+      <w:r>
+        <w:t xml:space="preserve">Two incisions are made for placement: a quarter-inch incision over the neck, and a one-inch incision below the collarbone.</w:t>
+      </w:r>
+    </w:p>
+    <w:p>
+      <w:pPr>
+        <w:pStyle w:val="BodyText"/>
+      </w:pPr>
+      <w:r>
+        <w:t xml:space="preserve">Sutures are under the skin and dissolve on their own</w:t>
+      </w:r>
+    </w:p>
+    <w:p>
+      <w:pPr>
+        <w:pStyle w:val="BodyText"/>
+      </w:pPr>
+      <w:r>
+        <w:t xml:space="preserve">Surgical</w:t>
+      </w:r>
+      <w:r>
+        <w:t xml:space="preserve"> </w:t>
+      </w:r>
+      <w:r>
+        <w:t xml:space="preserve">“Super Glue”</w:t>
+      </w:r>
+      <w:r>
+        <w:t xml:space="preserve"> </w:t>
+      </w:r>
+      <w:r>
+        <w:t xml:space="preserve">covers the incisions and flakes off after a week or so</w:t>
+      </w:r>
+    </w:p>
+    <w:bookmarkEnd w:id="19"/>
+    <w:bookmarkStart w:id="20" w:name="central-venous-port-2"/>
+    <w:p>
+      <w:pPr>
+        <w:pStyle w:val="Heading2"/>
+      </w:pPr>
+      <w:r>
+        <w:t xml:space="preserve">12 Central Venous Port</w:t>
+      </w:r>
+    </w:p>
+    <w:p>
+      <w:pPr>
+        <w:pStyle w:val="FirstParagraph"/>
+      </w:pPr>
+      <w:r>
+        <w:t xml:space="preserve">When it is time for chemotherapy, a needle is inserted through the skin into the port</w:t>
+      </w:r>
+    </w:p>
+    <w:p>
+      <w:pPr>
+        <w:pStyle w:val="BodyText"/>
+      </w:pPr>
+      <w:r>
+        <w:t xml:space="preserve">When it comes time for chemotherapy, the nurses can easily access the port with a needle that goes through the skin into the port, rather than placing an intravenous needle in a vein. The drugs can then be administered directly into the bloodstream. If blood needs to be drawn for tests, this can also be done through the port.</w:t>
+      </w:r>
+    </w:p>
+    <w:bookmarkEnd w:id="20"/>
+    <w:bookmarkStart w:id="21" w:name="radiation-therapy"/>
+    <w:p>
+      <w:pPr>
+        <w:pStyle w:val="Heading2"/>
+      </w:pPr>
+      <w:r>
+        <w:t xml:space="preserve">13 Radiation Therapy</w:t>
+      </w:r>
+    </w:p>
+    <w:p>
+      <w:pPr>
+        <w:pStyle w:val="FirstParagraph"/>
+      </w:pPr>
+      <w:r>
+        <w:t xml:space="preserve">Radiation uses high-energy x-rays to kill cancer cells</w:t>
+      </w:r>
+    </w:p>
+    <w:p>
+      <w:pPr>
+        <w:numPr>
+          <w:ilvl w:val="0"/>
+          <w:numId w:val="1013"/>
+        </w:numPr>
+      </w:pPr>
+      <w:r>
+        <w:t xml:space="preserve">Bone metastasis: Can relieve pain</w:t>
+      </w:r>
+    </w:p>
+    <w:p>
+      <w:pPr>
+        <w:numPr>
+          <w:ilvl w:val="0"/>
+          <w:numId w:val="1013"/>
+        </w:numPr>
+      </w:pPr>
+      <w:r>
+        <w:t xml:space="preserve">Esophagus: Can shrink tumor and improve eating</w:t>
+      </w:r>
+    </w:p>
+    <w:bookmarkEnd w:id="21"/>
+    <w:bookmarkStart w:id="22" w:name="endoluminal-stent"/>
+    <w:p>
+      <w:pPr>
+        <w:pStyle w:val="Heading2"/>
+      </w:pPr>
+      <w:r>
+        <w:t xml:space="preserve">14 Endoluminal Stent</w:t>
+      </w:r>
+    </w:p>
+    <w:p>
+      <w:pPr>
+        <w:pStyle w:val="FirstParagraph"/>
+      </w:pPr>
+      <w:r>
+        <w:t xml:space="preserve">An endoluminal stent can be placed inside an esophageal cancer to improve eating</w:t>
+      </w:r>
+    </w:p>
+    <w:bookmarkEnd w:id="22"/>
+    <w:bookmarkStart w:id="23" w:name="endoluminal-stent-1"/>
+    <w:p>
+      <w:pPr>
+        <w:pStyle w:val="Heading2"/>
+      </w:pPr>
+      <w:r>
+        <w:t xml:space="preserve">15 Endoluminal Stent</w:t>
+      </w:r>
+    </w:p>
+    <w:p>
+      <w:pPr>
+        <w:pStyle w:val="FirstParagraph"/>
+      </w:pPr>
+      <w:r>
+        <w:t xml:space="preserve">An endoluminal stent can be placed inside an esophageal cancer to improve eating</w:t>
+      </w:r>
+    </w:p>
     <w:bookmarkEnd w:id="23"/>
-    <w:bookmarkStart w:id="24" w:name="systemic-therapy"/>
+    <w:bookmarkStart w:id="24" w:name="endoluminal-stents"/>
     <w:p>
       <w:pPr>
         <w:pStyle w:val="Heading2"/>
       </w:pPr>
       <w:r>
-        <w:t xml:space="preserve">5 Systemic Therapy</w:t>
+        <w:t xml:space="preserve">16 Endoluminal Stents</w:t>
       </w:r>
     </w:p>
     <w:p>
@@ -499,732 +1164,67 @@
         <w:pStyle w:val="FirstParagraph"/>
       </w:pPr>
       <w:r>
-        <w:t xml:space="preserve">Systemic therapy is administered intravenously (or by mouth) and circulates to kill cancer cells anywhere in the body.</w:t>
-      </w:r>
-    </w:p>
-    <w:p>
-      <w:pPr>
-        <w:pStyle w:val="Compact"/>
-        <w:numPr>
-          <w:ilvl w:val="0"/>
-          <w:numId w:val="1005"/>
-        </w:numPr>
-      </w:pPr>
-      <w:r>
-        <w:t xml:space="preserve">Chemotherapy (FOLFOX)</w:t>
-      </w:r>
-    </w:p>
-    <w:p>
-      <w:pPr>
-        <w:pStyle w:val="Compact"/>
-        <w:numPr>
-          <w:ilvl w:val="0"/>
-          <w:numId w:val="1005"/>
-        </w:numPr>
-      </w:pPr>
-      <w:r>
-        <w:t xml:space="preserve">Immunotherapy (nivolumab, pembrolizumab)</w:t>
-      </w:r>
-    </w:p>
-    <w:p>
-      <w:pPr>
-        <w:pStyle w:val="Compact"/>
-        <w:numPr>
-          <w:ilvl w:val="0"/>
-          <w:numId w:val="1005"/>
-        </w:numPr>
-      </w:pPr>
-      <w:r>
-        <w:t xml:space="preserve">Hormone therapy (herceptin)</w:t>
+        <w:t xml:space="preserve">Advantages:</w:t>
+      </w:r>
+    </w:p>
+    <w:p>
+      <w:pPr>
+        <w:pStyle w:val="Compact"/>
+        <w:numPr>
+          <w:ilvl w:val="0"/>
+          <w:numId w:val="1014"/>
+        </w:numPr>
+      </w:pPr>
+      <w:r>
+        <w:t xml:space="preserve">Outpatient endoscopic procedure (no surgery)</w:t>
+      </w:r>
+    </w:p>
+    <w:p>
+      <w:pPr>
+        <w:pStyle w:val="Compact"/>
+        <w:numPr>
+          <w:ilvl w:val="0"/>
+          <w:numId w:val="1014"/>
+        </w:numPr>
+      </w:pPr>
+      <w:r>
+        <w:t xml:space="preserve">Can improve swallowing</w:t>
+      </w:r>
+    </w:p>
+    <w:p>
+      <w:pPr>
+        <w:pStyle w:val="FirstParagraph"/>
+      </w:pPr>
+      <w:r>
+        <w:t xml:space="preserve">Disadvantages:</w:t>
+      </w:r>
+    </w:p>
+    <w:p>
+      <w:pPr>
+        <w:pStyle w:val="Compact"/>
+        <w:numPr>
+          <w:ilvl w:val="0"/>
+          <w:numId w:val="1015"/>
+        </w:numPr>
+      </w:pPr>
+      <w:r>
+        <w:t xml:space="preserve">Discomfort and reflux</w:t>
+      </w:r>
+    </w:p>
+    <w:p>
+      <w:pPr>
+        <w:pStyle w:val="Compact"/>
+        <w:numPr>
+          <w:ilvl w:val="0"/>
+          <w:numId w:val="1015"/>
+        </w:numPr>
+      </w:pPr>
+      <w:r>
+        <w:t xml:space="preserve">Can make surgery to remove esophagus more complicated</w:t>
       </w:r>
     </w:p>
     <w:bookmarkEnd w:id="24"/>
-    <w:bookmarkStart w:id="25" w:name="goals-of-therapy"/>
-    <w:p>
-      <w:pPr>
-        <w:pStyle w:val="Heading2"/>
-      </w:pPr>
-      <w:r>
-        <w:t xml:space="preserve">6 Goals of Therapy</w:t>
-      </w:r>
-    </w:p>
-    <w:p>
-      <w:pPr>
-        <w:numPr>
-          <w:ilvl w:val="0"/>
-          <w:numId w:val="1006"/>
-        </w:numPr>
-      </w:pPr>
-      <w:r>
-        <w:t xml:space="preserve">Symptom control</w:t>
-      </w:r>
-    </w:p>
-    <w:p>
-      <w:pPr>
-        <w:numPr>
-          <w:ilvl w:val="0"/>
-          <w:numId w:val="1006"/>
-        </w:numPr>
-      </w:pPr>
-      <w:r>
-        <w:t xml:space="preserve">Prolong life</w:t>
-      </w:r>
-    </w:p>
-    <w:p>
-      <w:pPr>
-        <w:numPr>
-          <w:ilvl w:val="0"/>
-          <w:numId w:val="1006"/>
-        </w:numPr>
-      </w:pPr>
-      <w:r>
-        <w:t xml:space="preserve">Minimize symptoms due to treatment</w:t>
-      </w:r>
-    </w:p>
-    <w:bookmarkEnd w:id="25"/>
-    <w:bookmarkStart w:id="26" w:name="systemic-therapy-1"/>
-    <w:p>
-      <w:pPr>
-        <w:pStyle w:val="Heading2"/>
-      </w:pPr>
-      <w:r>
-        <w:t xml:space="preserve">7 Systemic Therapy</w:t>
-      </w:r>
-    </w:p>
-    <w:p>
-      <w:pPr>
-        <w:pStyle w:val="FirstParagraph"/>
-      </w:pPr>
-      <w:r>
-        <w:t xml:space="preserve">By shrinking tumor and decreasing cancer burden</w:t>
-      </w:r>
-    </w:p>
-    <w:p>
-      <w:pPr>
-        <w:pStyle w:val="Compact"/>
-        <w:numPr>
-          <w:ilvl w:val="0"/>
-          <w:numId w:val="1007"/>
-        </w:numPr>
-      </w:pPr>
-      <w:r>
-        <w:t xml:space="preserve">Can improve symptoms</w:t>
-      </w:r>
-    </w:p>
-    <w:p>
-      <w:pPr>
-        <w:pStyle w:val="Compact"/>
-        <w:numPr>
-          <w:ilvl w:val="0"/>
-          <w:numId w:val="1007"/>
-        </w:numPr>
-      </w:pPr>
-      <w:r>
-        <w:t xml:space="preserve">Can prolong life</w:t>
-      </w:r>
-    </w:p>
-    <w:p>
-      <w:pPr>
-        <w:pStyle w:val="FirstParagraph"/>
-      </w:pPr>
-      <w:r>
-        <w:t xml:space="preserve">Goals:</w:t>
-      </w:r>
-    </w:p>
-    <w:p>
-      <w:pPr>
-        <w:pStyle w:val="Compact"/>
-        <w:numPr>
-          <w:ilvl w:val="0"/>
-          <w:numId w:val="1008"/>
-        </w:numPr>
-      </w:pPr>
-      <w:r>
-        <w:t xml:space="preserve">Maximize cancer shrinkage</w:t>
-      </w:r>
-    </w:p>
-    <w:p>
-      <w:pPr>
-        <w:pStyle w:val="Compact"/>
-        <w:numPr>
-          <w:ilvl w:val="0"/>
-          <w:numId w:val="1008"/>
-        </w:numPr>
-      </w:pPr>
-      <w:r>
-        <w:t xml:space="preserve">Minimize side-effects due to therapy</w:t>
-      </w:r>
-    </w:p>
-    <w:bookmarkEnd w:id="26"/>
-    <w:bookmarkStart w:id="27" w:name="chemotherapy-administration"/>
-    <w:p>
-      <w:pPr>
-        <w:pStyle w:val="Heading2"/>
-      </w:pPr>
-      <w:r>
-        <w:t xml:space="preserve">8 Chemotherapy Administration</w:t>
-      </w:r>
-    </w:p>
-    <w:p>
-      <w:pPr>
-        <w:pStyle w:val="FirstParagraph"/>
-      </w:pPr>
-      <w:r>
-        <w:t xml:space="preserve">Most chemotherapy is administered by vein.</w:t>
-      </w:r>
-    </w:p>
-    <w:p>
-      <w:pPr>
-        <w:pStyle w:val="BodyText"/>
-      </w:pPr>
-      <w:r>
-        <w:t xml:space="preserve">Several options exist to administer chemotherapy:</w:t>
-      </w:r>
-    </w:p>
-    <w:p>
-      <w:pPr>
-        <w:pStyle w:val="Compact"/>
-        <w:numPr>
-          <w:ilvl w:val="0"/>
-          <w:numId w:val="1009"/>
-        </w:numPr>
-      </w:pPr>
-      <w:r>
-        <w:t xml:space="preserve">Intravenous catheter in peripheral veins</w:t>
-      </w:r>
-    </w:p>
-    <w:p>
-      <w:pPr>
-        <w:pStyle w:val="Compact"/>
-        <w:numPr>
-          <w:ilvl w:val="0"/>
-          <w:numId w:val="1009"/>
-        </w:numPr>
-      </w:pPr>
-      <w:r>
-        <w:t xml:space="preserve">Peripheral Intravenous Central Catheter (PICC)</w:t>
-      </w:r>
-    </w:p>
-    <w:p>
-      <w:pPr>
-        <w:pStyle w:val="Compact"/>
-        <w:numPr>
-          <w:ilvl w:val="0"/>
-          <w:numId w:val="1009"/>
-        </w:numPr>
-      </w:pPr>
-      <w:r>
-        <w:t xml:space="preserve">Central Venous port</w:t>
-      </w:r>
-    </w:p>
-    <w:bookmarkEnd w:id="27"/>
-    <w:bookmarkStart w:id="28" w:name="X24de4000c031f200c5dfe01452aa364022c5d0d"/>
-    <w:p>
-      <w:pPr>
-        <w:pStyle w:val="Heading2"/>
-      </w:pPr>
-      <w:r>
-        <w:t xml:space="preserve">9 Intravenous Catheter in Peripheral Vein (</w:t>
-      </w:r>
-      <w:r>
-        <w:t xml:space="preserve">“IV”</w:t>
-      </w:r>
-      <w:r>
-        <w:t xml:space="preserve">)</w:t>
-      </w:r>
-    </w:p>
-    <w:p>
-      <w:pPr>
-        <w:pStyle w:val="Compact"/>
-        <w:numPr>
-          <w:ilvl w:val="0"/>
-          <w:numId w:val="1010"/>
-        </w:numPr>
-      </w:pPr>
-      <w:r>
-        <w:t xml:space="preserve">IV catheter placed in vein of hand or arm</w:t>
-      </w:r>
-    </w:p>
-    <w:p>
-      <w:pPr>
-        <w:pStyle w:val="Compact"/>
-        <w:numPr>
-          <w:ilvl w:val="0"/>
-          <w:numId w:val="1010"/>
-        </w:numPr>
-      </w:pPr>
-      <w:r>
-        <w:t xml:space="preserve">Allows administration of chemo and fluids</w:t>
-      </w:r>
-    </w:p>
-    <w:p>
-      <w:pPr>
-        <w:pStyle w:val="Compact"/>
-        <w:numPr>
-          <w:ilvl w:val="0"/>
-          <w:numId w:val="1010"/>
-        </w:numPr>
-      </w:pPr>
-      <w:r>
-        <w:t xml:space="preserve">Placed for each dose</w:t>
-      </w:r>
-    </w:p>
-    <w:p>
-      <w:pPr>
-        <w:pStyle w:val="Compact"/>
-        <w:numPr>
-          <w:ilvl w:val="0"/>
-          <w:numId w:val="1010"/>
-        </w:numPr>
-      </w:pPr>
-      <w:r>
-        <w:t xml:space="preserve">Removed that day</w:t>
-      </w:r>
-    </w:p>
-    <w:p>
-      <w:pPr>
-        <w:pStyle w:val="Compact"/>
-        <w:numPr>
-          <w:ilvl w:val="0"/>
-          <w:numId w:val="1010"/>
-        </w:numPr>
-      </w:pPr>
-      <w:r>
-        <w:t xml:space="preserve">Not suitable for FLOT chemo</w:t>
-      </w:r>
-    </w:p>
-    <w:p>
-      <w:pPr>
-        <w:pStyle w:val="FirstParagraph"/>
-      </w:pPr>
-      <w:r>
-        <w:t xml:space="preserve">A peripheral IV catheter involves placing a small tube into the veins, which is then used to give fluids or chemotherapy</w:t>
-      </w:r>
-    </w:p>
-    <w:p>
-      <w:pPr>
-        <w:pStyle w:val="BodyText"/>
-      </w:pPr>
-      <w:r>
-        <w:t xml:space="preserve">A new catheter is placed for each dose of chemotherapy</w:t>
-      </w:r>
-    </w:p>
-    <w:p>
-      <w:pPr>
-        <w:pStyle w:val="BodyText"/>
-      </w:pPr>
-      <w:r>
-        <w:t xml:space="preserve">FLOT chemotherapy requires a home infusion pump, got which a peripheral IV won’t work</w:t>
-      </w:r>
-    </w:p>
-    <w:bookmarkEnd w:id="28"/>
-    <w:bookmarkStart w:id="29" w:name="central-venous-port"/>
-    <w:p>
-      <w:pPr>
-        <w:pStyle w:val="Heading2"/>
-      </w:pPr>
-      <w:r>
-        <w:t xml:space="preserve">10 Central Venous Port</w:t>
-      </w:r>
-    </w:p>
-    <w:p>
-      <w:pPr>
-        <w:pStyle w:val="Compact"/>
-        <w:numPr>
-          <w:ilvl w:val="0"/>
-          <w:numId w:val="1011"/>
-        </w:numPr>
-      </w:pPr>
-      <w:r>
-        <w:t xml:space="preserve">Implantable device makes chemo easier</w:t>
-      </w:r>
-    </w:p>
-    <w:p>
-      <w:pPr>
-        <w:pStyle w:val="Compact"/>
-        <w:numPr>
-          <w:ilvl w:val="0"/>
-          <w:numId w:val="1011"/>
-        </w:numPr>
-      </w:pPr>
-      <w:r>
-        <w:t xml:space="preserve">May shower in 24 hrs</w:t>
-      </w:r>
-    </w:p>
-    <w:p>
-      <w:pPr>
-        <w:pStyle w:val="Compact"/>
-        <w:numPr>
-          <w:ilvl w:val="0"/>
-          <w:numId w:val="1011"/>
-        </w:numPr>
-      </w:pPr>
-      <w:r>
-        <w:t xml:space="preserve">No special care at home</w:t>
-      </w:r>
-    </w:p>
-    <w:p>
-      <w:pPr>
-        <w:pStyle w:val="Compact"/>
-        <w:numPr>
-          <w:ilvl w:val="0"/>
-          <w:numId w:val="1011"/>
-        </w:numPr>
-      </w:pPr>
-      <w:r>
-        <w:t xml:space="preserve">OK for FLOT chemo</w:t>
-      </w:r>
-    </w:p>
-    <w:p>
-      <w:pPr>
-        <w:pStyle w:val="Compact"/>
-        <w:numPr>
-          <w:ilvl w:val="0"/>
-          <w:numId w:val="1011"/>
-        </w:numPr>
-      </w:pPr>
-      <w:r>
-        <w:t xml:space="preserve">Allows for blood draws</w:t>
-      </w:r>
-    </w:p>
-    <w:p>
-      <w:pPr>
-        <w:pStyle w:val="FirstParagraph"/>
-      </w:pPr>
-      <w:r>
-        <w:t xml:space="preserve">A central venous port is an implantable device that makes the administration of chemotherapy easier.</w:t>
-      </w:r>
-    </w:p>
-    <w:p>
-      <w:pPr>
-        <w:pStyle w:val="BodyText"/>
-      </w:pPr>
-      <w:r>
-        <w:t xml:space="preserve">Once it is in place, it requires no special care at home</w:t>
-      </w:r>
-    </w:p>
-    <w:p>
-      <w:pPr>
-        <w:pStyle w:val="BodyText"/>
-      </w:pPr>
-      <w:r>
-        <w:t xml:space="preserve">With a port, you can shower, bathe, and swim without restriction</w:t>
-      </w:r>
-    </w:p>
-    <w:p>
-      <w:pPr>
-        <w:pStyle w:val="BodyText"/>
-      </w:pPr>
-      <w:r>
-        <w:t xml:space="preserve">A central venous port is suitable for FLOT chemotherapy</w:t>
-      </w:r>
-    </w:p>
-    <w:p>
-      <w:pPr>
-        <w:pStyle w:val="BodyText"/>
-      </w:pPr>
-      <w:r>
-        <w:t xml:space="preserve">A port can be used for blood draws for blood tests as well.</w:t>
-      </w:r>
-    </w:p>
-    <w:bookmarkEnd w:id="29"/>
-    <w:bookmarkStart w:id="30" w:name="central-venous-port-1"/>
-    <w:p>
-      <w:pPr>
-        <w:pStyle w:val="Heading2"/>
-      </w:pPr>
-      <w:r>
-        <w:t xml:space="preserve">11 Central Venous Port</w:t>
-      </w:r>
-    </w:p>
-    <w:p>
-      <w:pPr>
-        <w:pStyle w:val="Compact"/>
-        <w:numPr>
-          <w:ilvl w:val="0"/>
-          <w:numId w:val="1012"/>
-        </w:numPr>
-      </w:pPr>
-      <w:r>
-        <w:t xml:space="preserve">Implanted under skin</w:t>
-      </w:r>
-    </w:p>
-    <w:p>
-      <w:pPr>
-        <w:pStyle w:val="Compact"/>
-        <w:numPr>
-          <w:ilvl w:val="0"/>
-          <w:numId w:val="1012"/>
-        </w:numPr>
-      </w:pPr>
-      <w:r>
-        <w:t xml:space="preserve">Neck incision (1/4”)</w:t>
-      </w:r>
-    </w:p>
-    <w:p>
-      <w:pPr>
-        <w:pStyle w:val="Compact"/>
-        <w:numPr>
-          <w:ilvl w:val="0"/>
-          <w:numId w:val="1012"/>
-        </w:numPr>
-      </w:pPr>
-      <w:r>
-        <w:t xml:space="preserve">Incision below the collarbone</w:t>
-      </w:r>
-    </w:p>
-    <w:p>
-      <w:pPr>
-        <w:pStyle w:val="Compact"/>
-        <w:numPr>
-          <w:ilvl w:val="0"/>
-          <w:numId w:val="1012"/>
-        </w:numPr>
-      </w:pPr>
-      <w:r>
-        <w:t xml:space="preserve">Sutures dissolve</w:t>
-      </w:r>
-    </w:p>
-    <w:p>
-      <w:pPr>
-        <w:pStyle w:val="Compact"/>
-        <w:numPr>
-          <w:ilvl w:val="0"/>
-          <w:numId w:val="1012"/>
-        </w:numPr>
-      </w:pPr>
-      <w:r>
-        <w:t xml:space="preserve">“Superglue”</w:t>
-      </w:r>
-      <w:r>
-        <w:t xml:space="preserve"> </w:t>
-      </w:r>
-      <w:r>
-        <w:t xml:space="preserve">on incisions</w:t>
-      </w:r>
-    </w:p>
-    <w:p>
-      <w:pPr>
-        <w:pStyle w:val="FirstParagraph"/>
-      </w:pPr>
-      <w:r>
-        <w:t xml:space="preserve">A port is placed underneath the skin and usually below the right collarbone.</w:t>
-      </w:r>
-    </w:p>
-    <w:p>
-      <w:pPr>
-        <w:pStyle w:val="BodyText"/>
-      </w:pPr>
-      <w:r>
-        <w:t xml:space="preserve">Two incisions are made for placement: a quarter-inch incision over the neck, and a one-inch incision below the collarbone.</w:t>
-      </w:r>
-    </w:p>
-    <w:p>
-      <w:pPr>
-        <w:pStyle w:val="BodyText"/>
-      </w:pPr>
-      <w:r>
-        <w:t xml:space="preserve">Sutures are under the skin and dissolve on their own</w:t>
-      </w:r>
-    </w:p>
-    <w:p>
-      <w:pPr>
-        <w:pStyle w:val="BodyText"/>
-      </w:pPr>
-      <w:r>
-        <w:t xml:space="preserve">Surgical</w:t>
-      </w:r>
-      <w:r>
-        <w:t xml:space="preserve"> </w:t>
-      </w:r>
-      <w:r>
-        <w:t xml:space="preserve">“Super Glue”</w:t>
-      </w:r>
-      <w:r>
-        <w:t xml:space="preserve"> </w:t>
-      </w:r>
-      <w:r>
-        <w:t xml:space="preserve">covers the incisions and flakes off after a week or so</w:t>
-      </w:r>
-    </w:p>
-    <w:bookmarkEnd w:id="30"/>
-    <w:bookmarkStart w:id="31" w:name="central-venous-port-2"/>
-    <w:p>
-      <w:pPr>
-        <w:pStyle w:val="Heading2"/>
-      </w:pPr>
-      <w:r>
-        <w:t xml:space="preserve">12 Central Venous Port</w:t>
-      </w:r>
-    </w:p>
-    <w:p>
-      <w:pPr>
-        <w:pStyle w:val="FirstParagraph"/>
-      </w:pPr>
-      <w:r>
-        <w:t xml:space="preserve">When it is time for chemotherapy, a needle is inserted through the skin into the port</w:t>
-      </w:r>
-    </w:p>
-    <w:p>
-      <w:pPr>
-        <w:pStyle w:val="BodyText"/>
-      </w:pPr>
-      <w:r>
-        <w:t xml:space="preserve">When it comes time for chemotherapy, the nurses can easily access the port with a needle that goes through the skin into the port, rather than placing an intravenous needle in a vein. The drugs can then be administered directly into the bloodstream. If blood needs to be drawn for tests, this can also be done through the port.</w:t>
-      </w:r>
-    </w:p>
-    <w:bookmarkEnd w:id="31"/>
-    <w:bookmarkStart w:id="32" w:name="radiation-therapy"/>
-    <w:p>
-      <w:pPr>
-        <w:pStyle w:val="Heading2"/>
-      </w:pPr>
-      <w:r>
-        <w:t xml:space="preserve">13 Radiation Therapy</w:t>
-      </w:r>
-    </w:p>
-    <w:p>
-      <w:pPr>
-        <w:pStyle w:val="FirstParagraph"/>
-      </w:pPr>
-      <w:r>
-        <w:t xml:space="preserve">Radiation uses high-energy x-rays to kill cancer cells</w:t>
-      </w:r>
-    </w:p>
-    <w:p>
-      <w:pPr>
-        <w:numPr>
-          <w:ilvl w:val="0"/>
-          <w:numId w:val="1013"/>
-        </w:numPr>
-      </w:pPr>
-      <w:r>
-        <w:t xml:space="preserve">Bone metastasis: Can relieve pain</w:t>
-      </w:r>
-    </w:p>
-    <w:p>
-      <w:pPr>
-        <w:numPr>
-          <w:ilvl w:val="0"/>
-          <w:numId w:val="1013"/>
-        </w:numPr>
-      </w:pPr>
-      <w:r>
-        <w:t xml:space="preserve">Esophagus: Can shrink tumor and improve eating</w:t>
-      </w:r>
-    </w:p>
-    <w:bookmarkEnd w:id="32"/>
-    <w:bookmarkStart w:id="33" w:name="endoluminal-stent"/>
-    <w:p>
-      <w:pPr>
-        <w:pStyle w:val="Heading2"/>
-      </w:pPr>
-      <w:r>
-        <w:t xml:space="preserve">14 Endoluminal Stent</w:t>
-      </w:r>
-    </w:p>
-    <w:p>
-      <w:pPr>
-        <w:pStyle w:val="FirstParagraph"/>
-      </w:pPr>
-      <w:r>
-        <w:t xml:space="preserve">An endoluminal stent can be placed inside an esophageal cancer to improve eating</w:t>
-      </w:r>
-    </w:p>
-    <w:bookmarkEnd w:id="33"/>
-    <w:bookmarkStart w:id="34" w:name="endoluminal-stent-1"/>
-    <w:p>
-      <w:pPr>
-        <w:pStyle w:val="Heading2"/>
-      </w:pPr>
-      <w:r>
-        <w:t xml:space="preserve">15 Endoluminal Stent</w:t>
-      </w:r>
-    </w:p>
-    <w:p>
-      <w:pPr>
-        <w:pStyle w:val="FirstParagraph"/>
-      </w:pPr>
-      <w:r>
-        <w:t xml:space="preserve">An endoluminal stent can be placed inside an esophageal cancer to improve eating</w:t>
-      </w:r>
-    </w:p>
-    <w:bookmarkEnd w:id="34"/>
-    <w:bookmarkStart w:id="35" w:name="endoluminal-stents"/>
-    <w:p>
-      <w:pPr>
-        <w:pStyle w:val="Heading2"/>
-      </w:pPr>
-      <w:r>
-        <w:t xml:space="preserve">16 Endoluminal Stents</w:t>
-      </w:r>
-    </w:p>
-    <w:p>
-      <w:pPr>
-        <w:pStyle w:val="FirstParagraph"/>
-      </w:pPr>
-      <w:r>
-        <w:t xml:space="preserve">Advantages:</w:t>
-      </w:r>
-    </w:p>
-    <w:p>
-      <w:pPr>
-        <w:pStyle w:val="Compact"/>
-        <w:numPr>
-          <w:ilvl w:val="0"/>
-          <w:numId w:val="1014"/>
-        </w:numPr>
-      </w:pPr>
-      <w:r>
-        <w:t xml:space="preserve">Outpatient endoscopic procedure (no surgery)</w:t>
-      </w:r>
-    </w:p>
-    <w:p>
-      <w:pPr>
-        <w:pStyle w:val="Compact"/>
-        <w:numPr>
-          <w:ilvl w:val="0"/>
-          <w:numId w:val="1014"/>
-        </w:numPr>
-      </w:pPr>
-      <w:r>
-        <w:t xml:space="preserve">Can improve swallowing</w:t>
-      </w:r>
-    </w:p>
-    <w:p>
-      <w:pPr>
-        <w:pStyle w:val="FirstParagraph"/>
-      </w:pPr>
-      <w:r>
-        <w:t xml:space="preserve">Disadvantages:</w:t>
-      </w:r>
-    </w:p>
-    <w:p>
-      <w:pPr>
-        <w:pStyle w:val="Compact"/>
-        <w:numPr>
-          <w:ilvl w:val="0"/>
-          <w:numId w:val="1015"/>
-        </w:numPr>
-      </w:pPr>
-      <w:r>
-        <w:t xml:space="preserve">Discomfort and reflux</w:t>
-      </w:r>
-    </w:p>
-    <w:p>
-      <w:pPr>
-        <w:pStyle w:val="Compact"/>
-        <w:numPr>
-          <w:ilvl w:val="0"/>
-          <w:numId w:val="1015"/>
-        </w:numPr>
-      </w:pPr>
-      <w:r>
-        <w:t xml:space="preserve">Can make surgery to remove esophagus more complicated</w:t>
-      </w:r>
-    </w:p>
-    <w:bookmarkEnd w:id="35"/>
-    <w:bookmarkStart w:id="36" w:name="radiation-therapy---esophagus"/>
+    <w:bookmarkStart w:id="25" w:name="radiation-therapy---esophagus"/>
     <w:p>
       <w:pPr>
         <w:pStyle w:val="Heading2"/>
@@ -1301,8 +1301,8 @@
         <w:t xml:space="preserve">Usually combined with low-dose chemo</w:t>
       </w:r>
     </w:p>
-    <w:bookmarkEnd w:id="36"/>
-    <w:bookmarkStart w:id="37" w:name="radiation-therapy---bone"/>
+    <w:bookmarkEnd w:id="25"/>
+    <w:bookmarkStart w:id="26" w:name="radiation-therapy---bone"/>
     <w:p>
       <w:pPr>
         <w:pStyle w:val="Heading2"/>
@@ -1343,8 +1343,8 @@
         <w:t xml:space="preserve">Typically 10 daily treatments over two weeks</w:t>
       </w:r>
     </w:p>
-    <w:bookmarkEnd w:id="37"/>
-    <w:bookmarkStart w:id="38" w:name="primary-care-practitioner-pcp"/>
+    <w:bookmarkEnd w:id="26"/>
+    <w:bookmarkStart w:id="27" w:name="primary-care-practitioner-pcp"/>
     <w:p>
       <w:pPr>
         <w:pStyle w:val="Heading2"/>
@@ -1377,8 +1377,8 @@
         <w:t xml:space="preserve">PCP Referral Line (844) 235-6998</w:t>
       </w:r>
     </w:p>
-    <w:bookmarkEnd w:id="38"/>
-    <w:bookmarkStart w:id="39" w:name="my-atrium-patient-portal"/>
+    <w:bookmarkEnd w:id="27"/>
+    <w:bookmarkStart w:id="28" w:name="my-atrium-patient-portal"/>
     <w:p>
       <w:pPr>
         <w:pStyle w:val="Heading2"/>
@@ -1423,8 +1423,8 @@
         <w:t xml:space="preserve">Sign up at my.atriumhealth.org</w:t>
       </w:r>
     </w:p>
-    <w:bookmarkEnd w:id="39"/>
-    <w:bookmarkStart w:id="40" w:name="exercise"/>
+    <w:bookmarkEnd w:id="28"/>
+    <w:bookmarkStart w:id="29" w:name="exercise"/>
     <w:p>
       <w:pPr>
         <w:pStyle w:val="Heading2"/>
@@ -1493,8 +1493,8 @@
         <w:t xml:space="preserve">Every day counts! (Aim for daily activity)</w:t>
       </w:r>
     </w:p>
-    <w:bookmarkEnd w:id="40"/>
-    <w:bookmarkStart w:id="41" w:name="smoking-cessation"/>
+    <w:bookmarkEnd w:id="29"/>
+    <w:bookmarkStart w:id="30" w:name="smoking-cessation"/>
     <w:p>
       <w:pPr>
         <w:pStyle w:val="Heading2"/>
@@ -1575,8 +1575,8 @@
         <w:t xml:space="preserve">Smoking Cessation Counseling (Metro Charlotte)</w:t>
       </w:r>
     </w:p>
-    <w:bookmarkEnd w:id="41"/>
-    <w:bookmarkStart w:id="42" w:name="hospice"/>
+    <w:bookmarkEnd w:id="30"/>
+    <w:bookmarkStart w:id="31" w:name="hospice"/>
     <w:p>
       <w:pPr>
         <w:pStyle w:val="Heading2"/>
@@ -1629,7 +1629,7 @@
         <w:t xml:space="preserve">Hospice team manages symptoms including pain managemnt</w:t>
       </w:r>
     </w:p>
-    <w:bookmarkEnd w:id="42"/>
+    <w:bookmarkEnd w:id="31"/>
     <w:sectPr>
       <w:footnotePr>
         <w:numRestart w:val="eachSect"/>
@@ -1929,10 +1929,10 @@
   <w:docDefaults>
     <w:rPrDefault>
       <w:rPr>
-        <w:rFonts w:asciiTheme="minorHAnsi" w:cstheme="minorBidi" w:eastAsiaTheme="minorHAnsi" w:hAnsiTheme="minorHAnsi"/>
+        <w:rFonts w:asciiTheme="minorHAnsi" w:cstheme="minorBidi" w:eastAsiaTheme="minorEastAsia" w:hAnsiTheme="minorHAnsi"/>
         <w:sz w:val="24"/>
         <w:szCs w:val="24"/>
-        <w:lang w:bidi="ar-SA" w:eastAsia="en-US" w:val="en-US"/>
+        <w:lang w:bidi="ar-SA" w:eastAsia="zh-CN" w:val="en-US"/>
       </w:rPr>
     </w:rPrDefault>
     <w:pPrDefault>
@@ -2473,13 +2473,6 @@
       </w:tblCellMar>
     </w:tblPr>
     <w:tblStylePr w:type="firstRow">
-      <w:tblPr>
-        <w:jc w:val="left"/>
-        <w:tblInd w:type="dxa" w:w="0"/>
-      </w:tblPr>
-      <w:trPr>
-        <w:jc w:val="left"/>
-      </w:trPr>
       <w:tcPr>
         <w:tcBorders>
           <w:bottom w:val="single"/>
